--- a/data/employees/EMP049/AST-EMP049-03.docx
+++ b/data/employees/EMP049/AST-EMP049-03.docx
@@ -7,10 +7,7 @@
         <w:pStyle w:val="Heading1"/>
       </w:pPr>
       <w:r>
-        <w:rPr>
-          <w:sz w:val="36"/>
-        </w:rPr>
-        <w:t>Design specification - EMP049</w:t>
+        <w:t>Ast Emp049 03 - EMP049</w:t>
       </w:r>
     </w:p>
     <w:p>
@@ -18,130 +15,32 @@
         <w:pStyle w:val="Heading2"/>
       </w:pPr>
       <w:r>
-        <w:t>Document Metadata</w:t>
-      </w:r>
-    </w:p>
-    <w:tbl>
-      <w:tblPr>
-        <w:tblStyle w:val="TableGrid"/>
-        <w:tblW w:type="auto" w:w="0"/>
-        <w:tblLook w:firstColumn="1" w:firstRow="1" w:lastColumn="0" w:lastRow="0" w:noHBand="0" w:noVBand="1" w:val="04A0"/>
-      </w:tblPr>
-      <w:tblGrid>
-        <w:gridCol w:w="4320"/>
-        <w:gridCol w:w="4320"/>
-      </w:tblGrid>
-      <w:tr>
-        <w:tc>
-          <w:tcPr>
-            <w:tcW w:type="dxa" w:w="4320"/>
-          </w:tcPr>
-          <w:p>
-            <w:r>
-              <w:t>Author</w:t>
-            </w:r>
-          </w:p>
-        </w:tc>
-        <w:tc>
-          <w:tcPr>
-            <w:tcW w:type="dxa" w:w="4320"/>
-          </w:tcPr>
-          <w:p>
-            <w:r>
-              <w:t>Drew Kim</w:t>
-            </w:r>
-          </w:p>
-        </w:tc>
-      </w:tr>
-      <w:tr>
-        <w:tc>
-          <w:tcPr>
-            <w:tcW w:type="dxa" w:w="4320"/>
-          </w:tcPr>
-          <w:p>
-            <w:r>
-              <w:t>Role / Department</w:t>
-            </w:r>
-          </w:p>
-        </w:tc>
-        <w:tc>
-          <w:tcPr>
-            <w:tcW w:type="dxa" w:w="4320"/>
-          </w:tcPr>
-          <w:p>
-            <w:r>
-              <w:t>Architect | Manufacturing</w:t>
-            </w:r>
-          </w:p>
-        </w:tc>
-      </w:tr>
-      <w:tr>
-        <w:tc>
-          <w:tcPr>
-            <w:tcW w:type="dxa" w:w="4320"/>
-          </w:tcPr>
-          <w:p>
-            <w:r>
-              <w:t>Location</w:t>
-            </w:r>
-          </w:p>
-        </w:tc>
-        <w:tc>
-          <w:tcPr>
-            <w:tcW w:type="dxa" w:w="4320"/>
-          </w:tcPr>
-          <w:p>
-            <w:r>
-              <w:t>Portland</w:t>
-            </w:r>
-          </w:p>
-        </w:tc>
-      </w:tr>
-      <w:tr>
-        <w:tc>
-          <w:tcPr>
-            <w:tcW w:type="dxa" w:w="4320"/>
-          </w:tcPr>
-          <w:p>
-            <w:r>
-              <w:t>Last Modified</w:t>
-            </w:r>
-          </w:p>
-        </w:tc>
-        <w:tc>
-          <w:tcPr>
-            <w:tcW w:type="dxa" w:w="4320"/>
-          </w:tcPr>
-          <w:p>
-            <w:r>
-              <w:t>2025-02-22</w:t>
-            </w:r>
-          </w:p>
-        </w:tc>
-      </w:tr>
-    </w:tbl>
-    <w:p/>
-    <w:p>
-      <w:pPr>
-        <w:pStyle w:val="Heading2"/>
-      </w:pPr>
-      <w:r>
-        <w:t>Specification</w:t>
+        <w:t>Page 1</w:t>
       </w:r>
     </w:p>
     <w:p>
       <w:r>
-        <w:t>Design Specification: Automated Assembly Line Module</w:t>
+        <w:t>Section 1: Fabric semantic model planning. EMP049 contributes to ast emp049 03 through recurring collaboration, clear ownership boundaries, and measurable outcomes. The team captures decisions, open issues, and handoffs so that knowledge remains discoverable for future programs.</w:t>
       </w:r>
     </w:p>
     <w:p>
       <w:r>
-        <w:t>Version: 1.3</w:t>
+        <w:t>Section 2: Department KPI performance. EMP049 contributes to ast emp049 03 through recurring collaboration, clear ownership boundaries, and measurable outcomes. The team captures decisions, open issues, and handoffs so that knowledge remains discoverable for future programs.</w:t>
       </w:r>
     </w:p>
     <w:p>
       <w:r>
-        <w:t>This specification details the design requirements for the automated assembly module, including conveyor speed tolerance (+-0.5%), sensor calibration intervals, and failsafe shutdown sequences. The module interfaces with the MES via OPC-UA protocol.</w:t>
+        <w:t>Section 3: Data quality remediation. EMP049 contributes to ast emp049 03 through recurring collaboration, clear ownership boundaries, and measurable outcomes. The team captures decisions, open issues, and handoffs so that knowledge remains discoverable for future programs.</w:t>
+      </w:r>
+    </w:p>
+    <w:p>
+      <w:r>
+        <w:t>Section 4: Data quality remediation. EMP049 contributes to ast emp049 03 through recurring collaboration, clear ownership boundaries, and measurable outcomes. The team captures decisions, open issues, and handoffs so that knowledge remains discoverable for future programs.</w:t>
+      </w:r>
+    </w:p>
+    <w:p>
+      <w:r>
+        <w:br w:type="page"/>
       </w:r>
     </w:p>
     <w:p>
@@ -149,12 +48,60 @@
         <w:pStyle w:val="Heading2"/>
       </w:pPr>
       <w:r>
-        <w:t>Author Competencies</w:t>
+        <w:t>Page 2</w:t>
       </w:r>
     </w:p>
     <w:p>
       <w:r>
-        <w:t>Ontology, SQL, Python, Fabric</w:t>
+        <w:t>Section 1: Quarterly delivery milestones. EMP049 contributes to ast emp049 03 through recurring collaboration, clear ownership boundaries, and measurable outcomes. The team captures decisions, open issues, and handoffs so that knowledge remains discoverable for future programs.</w:t>
+      </w:r>
+    </w:p>
+    <w:p>
+      <w:r>
+        <w:t>Section 2: Fabric semantic model planning. EMP049 contributes to ast emp049 03 through recurring collaboration, clear ownership boundaries, and measurable outcomes. The team captures decisions, open issues, and handoffs so that knowledge remains discoverable for future programs.</w:t>
+      </w:r>
+    </w:p>
+    <w:p>
+      <w:r>
+        <w:t>Section 3: Department KPI performance. EMP049 contributes to ast emp049 03 through recurring collaboration, clear ownership boundaries, and measurable outcomes. The team captures decisions, open issues, and handoffs so that knowledge remains discoverable for future programs.</w:t>
+      </w:r>
+    </w:p>
+    <w:p>
+      <w:r>
+        <w:t>Section 4: Operational risk review. EMP049 contributes to ast emp049 03 through recurring collaboration, clear ownership boundaries, and measurable outcomes. The team captures decisions, open issues, and handoffs so that knowledge remains discoverable for future programs.</w:t>
+      </w:r>
+    </w:p>
+    <w:p>
+      <w:r>
+        <w:br w:type="page"/>
+      </w:r>
+    </w:p>
+    <w:p>
+      <w:pPr>
+        <w:pStyle w:val="Heading2"/>
+      </w:pPr>
+      <w:r>
+        <w:t>Page 3</w:t>
+      </w:r>
+    </w:p>
+    <w:p>
+      <w:r>
+        <w:t>Section 1: Quarterly delivery milestones. EMP049 contributes to ast emp049 03 through recurring collaboration, clear ownership boundaries, and measurable outcomes. The team captures decisions, open issues, and handoffs so that knowledge remains discoverable for future programs.</w:t>
+      </w:r>
+    </w:p>
+    <w:p>
+      <w:r>
+        <w:t>Section 2: Data quality remediation. EMP049 contributes to ast emp049 03 through recurring collaboration, clear ownership boundaries, and measurable outcomes. The team captures decisions, open issues, and handoffs so that knowledge remains discoverable for future programs.</w:t>
+      </w:r>
+    </w:p>
+    <w:p>
+      <w:r>
+        <w:t>Section 3: Automation backlog refinement. EMP049 contributes to ast emp049 03 through recurring collaboration, clear ownership boundaries, and measurable outcomes. The team captures decisions, open issues, and handoffs so that knowledge remains discoverable for future programs.</w:t>
+      </w:r>
+    </w:p>
+    <w:p>
+      <w:r>
+        <w:t>Section 4: Knowledge transfer and onboarding. EMP049 contributes to ast emp049 03 through recurring collaboration, clear ownership boundaries, and measurable outcomes. The team captures decisions, open issues, and handoffs so that knowledge remains discoverable for future programs.</w:t>
       </w:r>
     </w:p>
     <w:sectPr>
